--- a/example_articles/states/Indiana/3.states_Indiana_New_York_Times.docx
+++ b/example_articles/states/Indiana/3.states_Indiana_New_York_Times.docx
@@ -27,17 +27,17 @@
     </w:p>
     <w:p>
       <w:r>
-        <w:t>Source File: NYT/42.DOCX</w:t>
+        <w:t>Source file: NYT/42.DOCX</w:t>
       </w:r>
     </w:p>
     <w:p>
       <w:r>
-        <w:t>Raw locations result: ['Indiana']</w:t>
+        <w:t>Raw locations result, 'locations': ['Indiana']</w:t>
       </w:r>
     </w:p>
     <w:p>
       <w:r>
-        <w:t>states_stand_flat (Standardized): Indiana</w:t>
+        <w:t>Standardized locations result, 'states_stand_flat': Indiana</w:t>
       </w:r>
     </w:p>
     <w:p>

--- a/example_articles/states/Indiana/3.states_Indiana_New_York_Times.docx
+++ b/example_articles/states/Indiana/3.states_Indiana_New_York_Times.docx
@@ -7,7 +7,9 @@
         <w:pStyle w:val="Heading1"/>
       </w:pPr>
       <w:r>
-        <w:t>Democrats and Fox News Make Friends</w:t>
+        <w:t>ON PRO BASKETBALL;</w:t>
+        <w:br/>
+        <w:t>For Wilkens, It's Not the Billing That Counts</w:t>
       </w:r>
     </w:p>
     <w:p>
@@ -17,17 +19,17 @@
     </w:p>
     <w:p>
       <w:r>
-        <w:t>Date: 2008-05-02</w:t>
+        <w:t>Date: 1998-10-02</w:t>
       </w:r>
     </w:p>
     <w:p>
       <w:r>
-        <w:t>Section: Section C; Column 0; Business/Financial Desk; Pg. 1</w:t>
+        <w:t>Section: Section D; ; Section D; Page 5; Column 3; Sports Desk ; Column 3;</w:t>
       </w:r>
     </w:p>
     <w:p>
       <w:r>
-        <w:t>Source file: NYT/42.DOCX</w:t>
+        <w:t>Source file: NYT/39.DOCX</w:t>
       </w:r>
     </w:p>
     <w:p>
@@ -49,66 +51,35 @@
     </w:p>
     <w:p>
       <w:r>
-        <w:t xml:space="preserve">Standing in front of a television camera last week, the chairman of  Hillary Rodham Clinton's campaign, Terry McAuliffe, uttered four words that the Fox News Channel would not soon forget. </w:t>
+        <w:t>The statue of Larry Bird will be unveiled this afternoon, a few hours before the enshrinement dinner. Like the hotel rooms here, nearly every event surrounding his induction into the Basketball Hall of Fame is sold out.</w:t>
         <w:br/>
-        <w:t xml:space="preserve">  ''Fair and balanced Fox!,'' he exclaimed, noting that the network was the first to project Mrs. Clinton's Pennsylvania primary win. </w:t>
+        <w:t>No matter how old, the Bird story is still a compelling one -- rife with details about the hick from French Lick, Ind., who along with Magic Johnson strapped the National Basketball Association on his shoulders in 1979 until his back gave out in 1992. Perhaps Boston's greatest sports icon, Bird will be paid homage less than an hour's drive from the working-class city he seemed to personify on the floor. He is deserving as ever.</w:t>
         <w:br/>
-        <w:t xml:space="preserve">  Fox executives could not have asked for a more rousing endorsement. The next day it showed up in promotions. </w:t>
+        <w:t>It is just too bad Lenny Wilkens's legend has to come second.</w:t>
         <w:br/>
-        <w:t xml:space="preserve">  All of a sudden, the once-frosty relationship between Fox News and the Democratic candidates seems to have grown warmer. Mrs. Clinton and Barack Obama, who steadfastly refused to attend Fox-sponsored debates last year, are now giving plenty of interviews as they court Fox's viewers, who are largely white, conservative and undecided.</w:t>
+        <w:t>"Oh, that doesn't bother me at all," Wilkens, who will join John Wooden as the only one to be inducted into a sports hall of fame as both a player and a coach, said last night. "I mean, a lot of friends and family will be here and I'm happy for Larry and everybody else going in."</w:t>
         <w:br/>
-        <w:t xml:space="preserve">  ''It's probably true that we appeal to white working-class voters,'' said Brit Hume, the network's Washington managing editor and the host of ''Special Report.'' ''The candidates are going where the voters are.'' </w:t>
+        <w:t>Along with Bird, Wilkens will enter the hall with Marques Haynes, the first Harlem Globetrotter to be inducted, the former Rochester Royal and Boston Celtics star Arnie Risen and three other coaches-- the longtime N.B.A. mentor Alex Hannum, the University of Texas women's coach Jody Conradt and the Yugoslav coach Aleksandar Nikolic.</w:t>
         <w:br/>
-        <w:t xml:space="preserve">  Conversely, Fox seems to have softened its stance toward the Democrats, mindful of the intense viewer interest in the prolonged primary season. Although Fox News remains firmly in first place among news channels,  CNN has crept up in the ratings on primary nights. So Fox wants to appeal to people who might otherwise flip the channel in search of more time with the Democrats. </w:t>
+        <w:t>Wilkens never had a genuine superstar to bail him out. All he did was win with what he had. Even then, he had to surpass Red Auerbach, his presenter today, as the winningest coach of all time for people to raise a fuss.</w:t>
         <w:br/>
-        <w:t xml:space="preserve">  In short, Fox News and the Democrats abruptly find each other useful.</w:t>
+        <w:t>Wilkens, 60, still going strong with the Atlanta Hawks, plans to honor the remaining four years of his contract. He understands where the league has been, where it has gone.</w:t>
         <w:br/>
-        <w:t xml:space="preserve">  ''I think the candidates are starting to realize that they need to reach the people who we reach already,'' said Marty Ryan, the network's executive producer for political programming.</w:t>
+        <w:t>"I find his ability to communicate with today's players truly special, coming from the era Lenny came from," said Hannum, who once devoted entire scouting reports to Wilkens, the resourceful point guard in shiny satin trunks. "He almost transcends time, in a way. He's gone from dealing with all the good guys who didn't have agents to dealing with the modern player. I know I couldn't do it."</w:t>
         <w:br/>
-        <w:t xml:space="preserve">  Last year the Democrats declined most of the network's interview requests. Barack Obama rejected the network for so long that the show ''Fox News Sunday'' resorted to a public demand in March, showing a weekly ''Obama Watch'' clock that counted the days since the senator had promised an interview and failed to make good.</w:t>
+        <w:t>Born in Brooklyn in 1937, Wilkens went on to play at Boys High before starring at Providence College. He entered the Hall of Fame as a player in 1989 and was named to the N.B.A.'s team of top 50 players in 1997.</w:t>
         <w:br/>
-        <w:t xml:space="preserve">  Then the thaw came. Mrs. Clinton has been on Fox 10 times this year, and Mr. Obama has appeared seven times, compared with three times for Mrs. Clinton and two times for Mr. Obama last year. Mr. Obama appeared on ''Fox News Sunday'' last week, perhaps in pursuit of moderate voters in Indiana and North Carolina. </w:t>
+        <w:t>In 25 seasons as a coach, he has won 1,120 games and a championship with Seattle in 1979. Factor in the regular season, playoffs and All-Star games, and no other person has participated in more games in league history as a player and a coach (3,319). And yet, when his name came up as a candidate for a vacant job for much of the last decade, it somehow always came after Pat Riley and Phil Jackson.</w:t>
         <w:br/>
-        <w:t xml:space="preserve">  On Wednesday and Thursday, Mrs. Clinton was questioned for an hour on ''The O'Reilly Factor,'' whose host, Bill O'Reilly, is something of a poster boy among  liberal voters who think of Fox as the media arm of conservatives.</w:t>
+        <w:t>"It was always funny for me to watch everyone else get the attention, but now it just makes me damn mad," Wilkens's wife, Marilyn, said. "He's carried himself with dignity and class throughout his life.</w:t>
         <w:br/>
-        <w:t xml:space="preserve">  ''You're a polarizing personality,'' Mr. O'Reilly chuckled during the interview. ''You're like I am, and I hate to say that,'' he said. (Perhaps the same words could have been said to him by Mrs. Clinton, though they were not.)</w:t>
+        <w:t>"I never understood the laid-back label, either. Larry Bird was so laid-back last year, at times he looked like a corpse. But he was dubbed a genius. For one year of coaching. Lenny's been around for 36 years. I love Larry and it's no fault of his. But what are these double standards? It makes you wonder."</w:t>
         <w:br/>
-        <w:t xml:space="preserve">  The first part of the interview set a year-to-date viewership record for ''The O'Reilly Factor,'' according to Nielsen Media Research, with 3.66 million people tuning in, about one million above average.</w:t>
+        <w:t>Wilkens said: "Perception is not reality. People assumed John Wooden was laid-back, too. How can you be laid-back and win as many games as we did? My players know differently."</w:t>
         <w:br/>
-        <w:t xml:space="preserve">  Political calculations are evident on both sides. With Fox leading the coverage of the Rev. Jeremiah A. Wright Jr.'s remarks, it was logical for Mr. Obama to appear on Fox and respond. </w:t>
+        <w:t>He added: "There might be other factors, too. When we won a championship in Seattle, it was clear across the world in many ways. The only halfway decent media market I've coached in has been Atlanta, and that's partly because of CNN. I would've loved to be in some of those other places. I would've loved to coach a superstar like Michael Jordan or Patrick Ewing. But I haven't. So I'm not going to cry about it."</w:t>
         <w:br/>
-        <w:t xml:space="preserve">  ''In the end, they don't do it for us -- they do it for themselves,'' said Chris Wallace, the host of ''Fox News Sunday,'' referring to the Democrats and their decisions to come on the show. He said that he assumed that Mr. Obama's ''defeats in Ohio and Pennsylvania convinced him that he needs to reach out to blue-collar, moderate and conservative Democratic voters.'' </w:t>
-        <w:br/>
-        <w:t xml:space="preserve">  On Sunday, when Mr. Wallace will interview Howard Dean, the chairman of the Democratic National Committee, it will mark the first time in 18 months that Mr. Dean has agreed to an interview on Fox. </w:t>
-        <w:br/>
-        <w:t xml:space="preserve">  Although Fox's surveys show a big constituency among Republicans, whites  and males, the network is by no means devoid of Democratic viewers. With an election studio dressed in flag-blue window frames and red-striped walls, Fox tries to play the patriotism card, hoping to attract viewers from both parties. </w:t>
-        <w:br/>
-        <w:t xml:space="preserve">  Perhaps because the Democratic race is so close, Fox faces stiffer competition for viewers than it did in the last presidential election cycle. This year CNN  and, to a lesser extent, MSNBC   have challenged Fox among the 25- to 54-year-olds coveted by advertisers. Yet the gains by CNN and MSNBC have largely come on primary nights, while Fox's viewers return reliably every night, making Fox by far the most popular cable news channel. </w:t>
-        <w:br/>
-        <w:t xml:space="preserve">  In any given hour, nearly one million viewers are watching Fox News, compared with about 600,000 for CNN and 380,000 for MSNBC. The consistent ratings have long been a boon for its parent, the News Corporation,  whose cable segment has posted a 23 percent increase in profit in the last quarter of 2007.</w:t>
-        <w:br/>
-        <w:t xml:space="preserve">  To keep posting a healthy profit, the network realizes it has to stay nimble. After CNN scored some primary night ratings victories in January, Fox modified its election coverage, switching to the moniker ''America's Election HQ'' from  ''You Decide 2008.'' The network introduced a new 5 p.m. hour of political coverage starring two youthful anchors, and a weekend show called the  ''The Strategy Room.''</w:t>
-        <w:br/>
-        <w:t xml:space="preserve">  Fox's popularity is a point that its executives lean on to wave off complaints about political bias -- and to lobby the campaigns for interviews and debates.</w:t>
-        <w:br/>
-        <w:t xml:space="preserve">  ''Why would they want to eliminate the largest audience in news? That would be stupid,'' said Shepard Smith, the anchor of ''The Fox Report.'' He said the candidates had moved toward the political center as the general election neared, ''and that's where we are.''</w:t>
-        <w:br/>
-        <w:t xml:space="preserve">  Last year, under pressure from liberals, the candidates declined to attend debates sponsored by Fox. This prompted Jay Leno to joke on the ''Tonight Show'': ''How are you going to stand up to terrorists when you're afraid of Fox News?''</w:t>
-        <w:br/>
-        <w:t xml:space="preserve">  The controversy divided Democrats, with some arguing that the candidates should boycott Fox altogether because of the network's perceived bias. That viewpoint cropped up again this week on left-leaning Web sites like Daily Kos as Mr. Obama and Mrs. Clinton made their appearances on Fox.</w:t>
-        <w:br/>
-        <w:t xml:space="preserve">  Mrs. Clinton's campaign has distanced itself from the anti-Fox camp. Days before Mr. McAuliffe's comment, Ed Rendell, the governor of Pennsylvania and a Clinton supporter, said that Fox had done the ''fairest job'' covering the race and had ''remained most objective of all the cable networks.''</w:t>
-        <w:br/>
-        <w:t xml:space="preserve">  And Phil Singer, a spokesman for Mrs. Clinton, said the campaign had received a ''fair shake from Fox when we've been on the network.''</w:t>
-        <w:br/>
-        <w:t xml:space="preserve">  Mr. Obama's aides have been more reticent, and some supporters say privately that Fox has been the most aggressive in covering the inflammatory comments by Mr.  Wright. Mr. Obama's own complaints about the sound bite coverage of his former pastor at times seemed directed toward Fox. </w:t>
-        <w:br/>
-        <w:t xml:space="preserve">  Before Mr. Obama's appearance on ''Fox News Sunday,'' an unnamed Obama adviser told the Web site Talking Points Memo the campaign was ''clear-eyed about Fox's role in the dissemination and amplification of Republican talking points.''</w:t>
-        <w:br/>
-        <w:t xml:space="preserve">  But neither candidate has criticized Fox in public. ''Fox clearly takes on a conservative bent or slant in its coverage,'' said one aide, who asked for anonymity to avoid angering other media organizations. On the other hand, ''with Fox,'' he said, ''at least you know what you're getting.''</w:t>
-        <w:br/>
-        <w:br/>
-        <w:t>http://www.nytimes.com</w:t>
+        <w:t>When the video montage of Bird's career is played tonight at the enshrinement dinner, some of the greatest players and coaches will stand and applaud. The ovation should be electric and memorable. You just hope they don't forget to clap as loud for Lenny.</w:t>
         <w:br/>
         <w:br/>
         <w:t>Graphic</w:t>
@@ -116,11 +87,7 @@
         <w:br/>
         <w:t xml:space="preserve"> </w:t>
         <w:br/>
-        <w:t>PHOTOS: Barack Obama and Chris Wallace on Fox News Sunday last weekend. He has been on Fox News seven times this year. (PHOTOGRAPH BY FOX NEWS) (pg. C5)</w:t>
-        <w:br/>
-        <w:t>Bill Hemmer and Megyn Kelly in front of the Fox News slogan ''America's Election HQ,'' which replaced ''You Decide 2008'' after CNN beat Fox in the ratings on primary nights in January. (PHOTOGRAPH BY DAMON WINTER/THE NEW YORK TIMES) (pg. C5)</w:t>
-        <w:br/>
-        <w:t xml:space="preserve"> Hillary Rodham Clinton and Bill O'Reilly on Fox. She has been on the network 10 times this year. (PHOTOGRAPH BY FOX NEWS) (pg. C1)</w:t>
+        <w:t>Photo: Lenny Wilkens will enter the Basketball Hall of Fame this weekend. (Barton Silverman/The New York Times)</w:t>
       </w:r>
     </w:p>
     <w:sectPr>

--- a/example_articles/states/Indiana/3.states_Indiana_New_York_Times.docx
+++ b/example_articles/states/Indiana/3.states_Indiana_New_York_Times.docx
@@ -7,9 +7,7 @@
         <w:pStyle w:val="Heading1"/>
       </w:pPr>
       <w:r>
-        <w:t>ON PRO BASKETBALL;</w:t>
-        <w:br/>
-        <w:t>For Wilkens, It's Not the Billing That Counts</w:t>
+        <w:t>Representative Jim Banks Announces Senate Bid in Indiana</w:t>
       </w:r>
     </w:p>
     <w:p>
@@ -19,17 +17,17 @@
     </w:p>
     <w:p>
       <w:r>
-        <w:t>Date: 1998-10-02</w:t>
+        <w:t>Date: 2023-01-17</w:t>
       </w:r>
     </w:p>
     <w:p>
       <w:r>
-        <w:t>Section: Section D; ; Section D; Page 5; Column 3; Sports Desk ; Column 3;</w:t>
+        <w:t>Section: US; politics</w:t>
       </w:r>
     </w:p>
     <w:p>
       <w:r>
-        <w:t>Source file: NYT/39.DOCX</w:t>
+        <w:t>Source file: NYT/5.DOCX</w:t>
       </w:r>
     </w:p>
     <w:p>
@@ -51,43 +49,31 @@
     </w:p>
     <w:p>
       <w:r>
-        <w:t>The statue of Larry Bird will be unveiled this afternoon, a few hours before the enshrinement dinner. Like the hotel rooms here, nearly every event surrounding his induction into the Basketball Hall of Fame is sold out.</w:t>
+        <w:t>The seat will be open as Senator Mike Braun runs for governor instead.</w:t>
         <w:br/>
-        <w:t>No matter how old, the Bird story is still a compelling one -- rife with details about the hick from French Lick, Ind., who along with Magic Johnson strapped the National Basketball Association on his shoulders in 1979 until his back gave out in 1992. Perhaps Boston's greatest sports icon, Bird will be paid homage less than an hour's drive from the working-class city he seemed to personify on the floor. He is deserving as ever.</w:t>
+        <w:t>Representative Jim Banks, a staunch conservative with the backing of a deep-pocketed political action committee, opened his bid for an Indiana Senate seat on Tuesday with an ad highlighting his deployment to Afghanistan and issuing a broadside against "radical socialist Democrats."</w:t>
         <w:br/>
-        <w:t>It is just too bad Lenny Wilkens's legend has to come second.</w:t>
+        <w:t>Mike Braun, who currently holds the seat and is one of the state's two Republican senators, will run for governor next year, creating an opening that could lead to a crowded primary fight in the reliably Republican state. Mr. Banks, who recently led the House's Republican Study Committee, a conservative caucus that is broader and less confrontational than the House's Freedom Caucus, turned to the Senate after he lost his bid to be whip, the No. 3 Republican position in the G.O.P.'s new House majority.</w:t>
         <w:br/>
-        <w:t>"Oh, that doesn't bother me at all," Wilkens, who will join John Wooden as the only one to be inducted into a sports hall of fame as both a player and a coach, said last night. "I mean, a lot of friends and family will be here and I'm happy for Larry and everybody else going in."</w:t>
+        <w:t>He enters the contest with the backing of the Club for Growth, a moneyed conservative political action committee that spent millions of dollars to get its preferred House and Senate candidates across the line in the November midterms. The group and its super PAC "are prepared to spend whatever it takes to help Banks secure the nomination and victory," its president, David McIntosh, said Tuesday.</w:t>
         <w:br/>
-        <w:t>Along with Bird, Wilkens will enter the hall with Marques Haynes, the first Harlem Globetrotter to be inducted, the former Rochester Royal and Boston Celtics star Arnie Risen and three other coaches-- the longtime N.B.A. mentor Alex Hannum, the University of Texas women's coach Jody Conradt and the Yugoslav coach Aleksandar Nikolic.</w:t>
+        <w:t xml:space="preserve">The Club for Growth is already spending money against another possible candidate, the former Indiana governor Mitch Daniels, whom it considers too conciliatory. Mr. Banks signaled that he too would focus on Mr. Daniels, who was also president of Purdue University and a White House budget director under President George W. Bush. </w:t>
         <w:br/>
-        <w:t>Wilkens never had a genuine superstar to bail him out. All he did was win with what he had. Even then, he had to surpass Red Auerbach, his presenter today, as the winningest coach of all time for people to raise a fuss.</w:t>
+        <w:t>Mr. Daniels a decade ago called for a truce on cultural issues, a stance Mr. Banks appeared to call out in an interview with Politico, saying that issues like abortion and gender "matter more than at any point in my lifetime."</w:t>
         <w:br/>
-        <w:t>Wilkens, 60, still going strong with the Atlanta Hawks, plans to honor the remaining four years of his contract. He understands where the league has been, where it has gone.</w:t>
+        <w:t>"I'll never be calling for a truce on social issues or cultural issues," he told Politico.</w:t>
         <w:br/>
-        <w:t>"I find his ability to communicate with today's players truly special, coming from the era Lenny came from," said Hannum, who once devoted entire scouting reports to Wilkens, the resourceful point guard in shiny satin trunks. "He almost transcends time, in a way. He's gone from dealing with all the good guys who didn't have agents to dealing with the modern player. I know I couldn't do it."</w:t>
+        <w:t>Mr. Banks also has the endorsement of Representative Larry Bucshon, another Indiana Republican, and Senator Tom Cotton, Republican of Arkansas.</w:t>
         <w:br/>
-        <w:t>Born in Brooklyn in 1937, Wilkens went on to play at Boys High before starring at Providence College. He entered the Hall of Fame as a player in 1989 and was named to the N.B.A.'s team of top 50 players in 1997.</w:t>
+        <w:t>But Indiana's current governor, Eric Holcomb, who is facing a term limit, is considering a run for the Senate, as is Representative Victoria Spartz, whose Ukrainian birth has elevated her voice in Congress.</w:t>
         <w:br/>
-        <w:t>In 25 seasons as a coach, he has won 1,120 games and a championship with Seattle in 1979. Factor in the regular season, playoffs and All-Star games, and no other person has participated in more games in league history as a player and a coach (3,319). And yet, when his name came up as a candidate for a vacant job for much of the last decade, it somehow always came after Pat Riley and Phil Jackson.</w:t>
+        <w:t>In his announcement, Mr. Banks called himself "a small-town kid from a working-class home" with deep roots in Indiana and a record fighting overseas and in Congress for "conservative Hoosier values." He threw in a nod to former President Donald J. Trump, calling him "the strongest president in my lifetime."</w:t>
         <w:br/>
-        <w:t>"It was always funny for me to watch everyone else get the attention, but now it just makes me damn mad," Wilkens's wife, Marilyn, said. "He's carried himself with dignity and class throughout his life.</w:t>
+        <w:t>Mr. Braun, a businessman who had little political experience when he ran against Senator Joe Donnelly, a Democrat, in 2018, beat him by six percentage points. His victory came two years after Representative Todd Young breezed past Evan Bayh, a Democrat and former senator who had come out of retirement to try a comeback. Those defeats signaled just how difficult a Democratic comeback in the state would be.</w:t>
         <w:br/>
-        <w:t>"I never understood the laid-back label, either. Larry Bird was so laid-back last year, at times he looked like a corpse. But he was dubbed a genius. For one year of coaching. Lenny's been around for 36 years. I love Larry and it's no fault of his. But what are these double standards? It makes you wonder."</w:t>
+        <w:t>In November, Mr. Young won re-election with nearly 59 percent of the vote.</w:t>
         <w:br/>
-        <w:t>Wilkens said: "Perception is not reality. People assumed John Wooden was laid-back, too. How can you be laid-back and win as many games as we did? My players know differently."</w:t>
-        <w:br/>
-        <w:t>He added: "There might be other factors, too. When we won a championship in Seattle, it was clear across the world in many ways. The only halfway decent media market I've coached in has been Atlanta, and that's partly because of CNN. I would've loved to be in some of those other places. I would've loved to coach a superstar like Michael Jordan or Patrick Ewing. But I haven't. So I'm not going to cry about it."</w:t>
-        <w:br/>
-        <w:t>When the video montage of Bird's career is played tonight at the enshrinement dinner, some of the greatest players and coaches will stand and applaud. The ovation should be electric and memorable. You just hope they don't forget to clap as loud for Lenny.</w:t>
-        <w:br/>
-        <w:br/>
-        <w:t>Graphic</w:t>
-        <w:br/>
-        <w:br/>
-        <w:t xml:space="preserve"> </w:t>
-        <w:br/>
-        <w:t>Photo: Lenny Wilkens will enter the Basketball Hall of Fame this weekend. (Barton Silverman/The New York Times)</w:t>
+        <w:t>This article appeared in print on page A14.</w:t>
       </w:r>
     </w:p>
     <w:sectPr>
